--- a/Personal Skill CV/leader_cv/Bui_Xuan_Truong_TechLead_CV_Premium_1.docx
+++ b/Personal Skill CV/leader_cv/Bui_Xuan_Truong_TechLead_CV_Premium_1.docx
@@ -404,7 +404,6 @@
               </w:rPr>
               <w:t>Thai B</w:t>
             </w:r>
-            <w:proofErr w:type="spellStart"/>
             <w:r>
               <w:rPr>
                 <w:rFonts w:ascii="Times New Roman" w:hAnsi="Times New Roman"/>
@@ -420,16 +419,7 @@
                 <w:sz w:val="26"/>
                 <w:szCs w:val="26"/>
               </w:rPr>
-              <w:t>nh</w:t>
-            </w:r>
-            <w:proofErr w:type="spellEnd"/>
-            <w:r>
-              <w:rPr>
-                <w:rFonts w:ascii="Times New Roman" w:hAnsi="Times New Roman"/>
-                <w:sz w:val="26"/>
-                <w:szCs w:val="26"/>
-              </w:rPr>
-              <w:t>, Vietnam</w:t>
+              <w:t>nh, Vietnam</w:t>
             </w:r>
           </w:p>
         </w:tc>
@@ -539,7 +529,6 @@
                 <w:szCs w:val="26"/>
               </w:rPr>
             </w:pPr>
-            <w:proofErr w:type="spellStart"/>
             <w:r>
               <w:rPr>
                 <w:rFonts w:ascii="Times New Roman" w:hAnsi="Times New Roman"/>
@@ -548,7 +537,6 @@
               </w:rPr>
               <w:t>Github</w:t>
             </w:r>
-            <w:proofErr w:type="spellEnd"/>
           </w:p>
         </w:tc>
         <w:tc>
@@ -662,23 +650,23 @@
     </w:p>
     <w:p>
       <w:r>
-        <w:t xml:space="preserve">Mobile </w:t>
+        <w:t xml:space="preserve">Mobile Tech Lead and Senior Software Engineer with 8+ years of experience across </w:t>
       </w:r>
       <w:r>
-        <w:t>Tech Lead and Senior Software Engineer with 8+ years of experience across Automotive, Embedded Systems, IoT, Mobile Applications, Enterprise Software, EV Charging Systems, Banking Platforms, and Construction Management Solutions.</w:t>
+        <w:t>Mobile Applications</w:t>
+      </w:r>
+      <w:r>
+        <w:t xml:space="preserve">, </w:t>
+      </w:r>
+      <w:r>
+        <w:t>Automotive, Embedded Systems, IoT, Enterprise Software, EV Charging Systems, Banking Platforms, and Construction Management Solutions.</w:t>
       </w:r>
       <w:r>
         <w:br/>
       </w:r>
       <w:r>
         <w:br/>
-        <w:t>Strong expertise in Flutt</w:t>
-      </w:r>
-      <w:r>
-        <w:t>er, Android, Kotlin Multiplatform, Java Spring Boot, C/C++, and system integration. Experienced in leading development teams, designing application architectures, mentoring engineers, conducting code reviews, and delivering complex software products throug</w:t>
-      </w:r>
-      <w:r>
-        <w:t>hout the full software lifecycle.</w:t>
+        <w:t>Strong expertise in Flutter, Android, Kotlin Multiplatform, Java Spring Boot, C/C++, and system integration. Experienced in leading development teams, designing application architectures, mentoring engineers, conducting code reviews, and delivering complex software products throughout the full software lifecycle.</w:t>
       </w:r>
       <w:r>
         <w:br/>
@@ -698,10 +686,7 @@
     </w:p>
     <w:p>
       <w:r>
-        <w:t xml:space="preserve">Leadership: Technical </w:t>
-      </w:r>
-      <w:r>
-        <w:t>Leadership, Architecture Design, Code Review, Mentoring, Requirement Analysis, Agile/Scrum</w:t>
+        <w:t>Leadership: Technical Leadership, Architecture Design, Code Review, Mentoring, Requirement Analysis, Agile/Scrum</w:t>
       </w:r>
       <w:r>
         <w:br/>
@@ -711,31 +696,55 @@
       </w:r>
       <w:r>
         <w:lastRenderedPageBreak/>
-        <w:t>Mobile: Flutter, Android (Java/Kotlin), Kotlin Multiplatform, Swift</w:t>
+        <w:t xml:space="preserve">Mobile: </w:t>
+      </w:r>
+      <w:r>
+        <w:t xml:space="preserve">8 years of experience with </w:t>
+      </w:r>
+      <w:r>
+        <w:t>Flutter, Android (Java/Kotlin), Swift</w:t>
       </w:r>
       <w:r>
         <w:br/>
       </w:r>
       <w:r>
         <w:br/>
-        <w:t>Backend: Java Spring Boot, REST APIs, Kafka, MQTT</w:t>
+        <w:t>Backend:</w:t>
+      </w:r>
+      <w:r>
+        <w:t xml:space="preserve"> </w:t>
+      </w:r>
+      <w:r>
+        <w:t>1</w:t>
+      </w:r>
+      <w:r>
+        <w:t xml:space="preserve"> years of experience</w:t>
+      </w:r>
+      <w:r>
+        <w:t xml:space="preserve"> Java Spring Boot, REST APIs, Kafka, MQTT</w:t>
       </w:r>
       <w:r>
         <w:br/>
       </w:r>
       <w:r>
         <w:br/>
-        <w:t>Cloud &amp; Integration: Azure Storage, Firebase</w:t>
-      </w:r>
-      <w:r>
-        <w:t>, Autodesk Construction Cloud</w:t>
+        <w:t>Cloud &amp; Integration: Azure Storage, Firebase, Autodesk Construction Cloud</w:t>
       </w:r>
       <w:r>
         <w:br/>
       </w:r>
       <w:r>
         <w:br/>
-        <w:t>Automotive &amp; Embedded: AUTOSAR, ASPICE, ISO26262, Embedded Linux, Qt/QML, C/C++</w:t>
+        <w:t xml:space="preserve">Automotive &amp; Embedded: </w:t>
+      </w:r>
+      <w:r>
+        <w:t>3+</w:t>
+      </w:r>
+      <w:r>
+        <w:t xml:space="preserve"> years of experience with </w:t>
+      </w:r>
+      <w:r>
+        <w:t>AUTOSAR, ASPICE, ISO26262, Embedded Linux, Qt/QML, C/C++</w:t>
       </w:r>
       <w:r>
         <w:br/>
@@ -785,10 +794,7 @@
       </w:r>
       <w:r>
         <w:br/>
-        <w:t>FFT Co</w:t>
-      </w:r>
-      <w:r>
-        <w:t>mpany — Mobile Tech Lead / Lead Frontend (Oct 2021 – Present)</w:t>
+        <w:t>FFT Company — Mobile Tech Lead / Lead Frontend (Oct 2021 – Present)</w:t>
       </w:r>
       <w:r>
         <w:br/>
@@ -807,10 +813,7 @@
       </w:r>
       <w:r>
         <w:br/>
-        <w:t>• Perform code re</w:t>
-      </w:r>
-      <w:r>
-        <w:t>views and mentor developers.</w:t>
+        <w:t>• Perform code reviews and mentor developers.</w:t>
       </w:r>
       <w:r>
         <w:br/>
@@ -833,10 +836,7 @@
       </w:r>
       <w:r>
         <w:br/>
-        <w:t>• LPBank LOffice – Enterprise office plat</w:t>
-      </w:r>
-      <w:r>
-        <w:t>form.</w:t>
+        <w:t>• LPBank LOffice – Enterprise office platform.</w:t>
       </w:r>
       <w:r>
         <w:br/>
@@ -873,17 +873,14 @@
       </w:r>
       <w:r>
         <w:br/>
+      </w:r>
+      <w:r>
+        <w:lastRenderedPageBreak/>
         <w:t>Responsibilities:</w:t>
       </w:r>
       <w:r>
         <w:br/>
-      </w:r>
-      <w:r>
-        <w:lastRenderedPageBreak/>
-        <w:t>• Lead mobile development activi</w:t>
-      </w:r>
-      <w:r>
-        <w:t>ties.</w:t>
+        <w:t>• Lead mobile development activities.</w:t>
       </w:r>
       <w:r>
         <w:br/>
@@ -913,10 +910,7 @@
       </w:r>
       <w:r>
         <w:br/>
-        <w:t>• Participated in requirement analysis and SRS c</w:t>
-      </w:r>
-      <w:r>
-        <w:t>reation.</w:t>
+        <w:t>• Participated in requirement analysis and SRS creation.</w:t>
       </w:r>
       <w:r>
         <w:br/>
@@ -961,10 +955,7 @@
       </w:r>
       <w:r>
         <w:br/>
-        <w:t>• Automotive software deve</w:t>
-      </w:r>
-      <w:r>
-        <w:t>lopment.</w:t>
+        <w:t>• Automotive software development.</w:t>
       </w:r>
       <w:r>
         <w:br/>
@@ -1003,10 +994,7 @@
       </w:r>
       <w:r>
         <w:br/>
-        <w:t>Ach</w:t>
-      </w:r>
-      <w:r>
-        <w:t>ievements:</w:t>
+        <w:t>Achievements:</w:t>
       </w:r>
       <w:r>
         <w:br/>
@@ -1039,10 +1027,7 @@
       </w:r>
       <w:r>
         <w:br/>
-        <w:t>• Experience acro</w:t>
-      </w:r>
-      <w:r>
-        <w:t>ss Automotive, Banking, Education, IoT and Enterprise domains.</w:t>
+        <w:t>• Experience across Automotive, Banking, Education, IoT and Enterprise domains.</w:t>
       </w:r>
       <w:r>
         <w:br/>
@@ -1066,10 +1051,7 @@
     </w:p>
     <w:p>
       <w:r>
-        <w:t>Vie</w:t>
-      </w:r>
-      <w:r>
-        <w:t>tnamese: Native</w:t>
+        <w:t>Vietnamese: Native</w:t>
       </w:r>
       <w:r>
         <w:br/>
@@ -1574,11 +1556,6 @@
     <w:lsdException w:name="Book Title" w:uiPriority="33" w:qFormat="1"/>
     <w:lsdException w:name="Bibliography" w:semiHidden="1" w:uiPriority="37" w:unhideWhenUsed="1"/>
     <w:lsdException w:name="TOC Heading" w:semiHidden="1" w:uiPriority="39" w:unhideWhenUsed="1" w:qFormat="1"/>
-    <w:lsdException w:name="Plain Table 5" w:semiHidden="1" w:unhideWhenUsed="1"/>
-    <w:lsdException w:name="Grid Table Light" w:semiHidden="1" w:unhideWhenUsed="1"/>
-    <w:lsdException w:name="Grid Table 1 Light" w:semiHidden="1" w:unhideWhenUsed="1"/>
-    <w:lsdException w:name="Grid Table 2" w:semiHidden="1" w:unhideWhenUsed="1"/>
-    <w:lsdException w:name="Grid Table 3" w:semiHidden="1" w:unhideWhenUsed="1"/>
     <w:lsdException w:name="Grid Table 4" w:uiPriority="49"/>
     <w:lsdException w:name="Grid Table 5 Dark" w:uiPriority="50"/>
     <w:lsdException w:name="Grid Table 6 Colorful" w:uiPriority="51"/>
